--- a/por/docx/04.content.docx
+++ b/por/docx/04.content.docx
@@ -136,13 +136,6 @@
         <w:rPr>
           <w:lang w:val="pt_PT" w:bidi="pt_PT"/>
         </w:rPr>
-      </w:r>
-      <w:r>
-        <w:rPr>
-          <w:i/>
-          <w:lang w:val="pt_PT" w:bidi="pt_PT"/>
-        </w:rPr>
-        <w:t>Números 1.1–3, Números 1.4, Números 1.18, Números 1.46, Números 1.47, Números 1.50, Números 1.51, Números 1.52, Números 1.53, Números 1.54, Números 2.1–2, Números 2.3–4, Números 2.5–6, Números 2.7–8, Números 2.9, Números 2.10–11, Números 2.12–13, Números 2.14–15, Números 2.16, Números 2.24, Números 2.24 (#2), Números 2.25, Números 2.32–33, Números 2.34, Números 3.1, Números 3.2, Números 3.4, Números 3.4 (#2), Números 3.6, Números 3.7–8, Números 3.9–10, Números 3.11–13, Números 3.13, Números 3.15–16, Números 3.17, Números 3.23, Números 3.24, Números 3.25–26, Números 3.31, Números 3.32, Números 3.35, Números 3.36–37, Números 3.38, Números 3.38 (#2), Números 3.39, Números 3.41, Números 3.43, Números 3.45, Números 3.46, Números 3.51, Números 3.51 (#2), Números 4.1–3, Números 4.4, Números 4.5–6, Números 4.7, Números 4.7 (#2), Números 4.9–10, Números 4.11, Números 4.11 (#2), Números 4.12, Números 4.13, Números 4.14, Números 4.14 (#2), Números 4.15, Números 4.16, Números 4.18–19, Números 4.20, Números 4.20 (#2), Números 4.22–23, Números 4.24–26, Números 4.27–28, Números 4.31–32, Números 4.34–35, Números 4.41, Números 4.42–44, Números 4.47, Números 4.49, Números 5.2–3, Números 5.7, Números 5.8–10, Números 5.15, Números 5.16–17, Números 5.18–19, Números 5.22, Números 5.24, Números 5.25–26, Números 5.26, Números 5.27, Números 5.28, Números 5.29–30, Números 6.2, Números 6.3–4, Números 6.5, Números 6.6, Números 6.8, Números 6.9, Números 6.10–11, Números 6.11, Números 6.12, Números 6.14–15, Números 6.16–17, Números 6.18, Números 6.19–20, Números 6.20, Números 6.20 (#2), Números 6.25–26, Números 7.1, Números 7.3, Números 7.5, Números 7.7, Números 7.8, Números 7.9, Números 7.10, Números 7.12, Números 7.18, Números 7.24, Números 7.30, Números 7.36, Números 7.42, Números 7.54, Números 7.60, Números 7.60 (#2), Números 7.60 (#3), Números 7.66, Números 7.89, Números 8.2, Números 8.4, Números 8.5, Números 8.7, Números 8.8, Números 8.10, Números 8.11, Números 8.12, Números 8.12 (#2), Números 8.14–15, Números 8.17, Números 8.19, Números 8.20, Números 8.24, Números 8.26, Números 9.1, Números 9.1 (#2), Números 9.3, Números 9.7, Números 9.10, Números 9.11, Números 9.11–12, Números 9.13, Números 9.14, Números 9.15–16, Números 9.17, Números 9.19, Números 9.20–21, Números 9.22, Números 9.23, Números 10.2, Números 10.3, Números 10.4, Números 10.5, Números 10.6, Números 10.7, Números 10.8, Números 10.9, Números 10.10, Números 10.11, Números 10.12, Números 10.14, Números 10.17, Números 10.21, Números 10.22, Números 10.25, Números 10.29, Números 10.29 (#2), Números 10.30, Números 10.31, Números 10.33–34, Números 10.35, Números 10.36, Números 11.1, Números 11.2, Números 11.4, Números 11.8, Números 11.9, Números 11.11, Números 11.13, Números 11.16, Números 11.17, Números 11.18, Números 11.20, Números 11.23, Números 11.25, Números 11.26, Números 11.28, Números 11.31, Números 11.32, Números 11.33, Números 12.1, Números 12.3, Números 12.4, Números 12.5, Números 12.6, Números 12.8, Números 12.9, Números 12.10, Números 12.11, Números 12.12, Números 12.14, Números 12.15, Números 13.2, Números 13.2 (#2), Números 13.16, Números 13.18, Números 13.19, Números 13.20, Números 13.23, Números 13.23 (#2), Números 13.25, Números 13.26, Números 13.28, Números 13.28 (#2), Números 13.30, Números 13.31, Números 13.33, Números 14.1, Números 14.2, Números 14.3, Números 14.4, Números 14.5, Números 14.6–7, Números 14.8, Números 14.8 (#2), Números 14.9, Números 14.10, Números 14.12, Números 14.13, Números 14.16, Números 14.19, Números 14.20–21, Números 14.22, Números 14.23, Números 14.24, Números 14.25, Números 14.29, Números 14.30, Números 14.31, Números 14.34, Números 14.36–37, Números 14.38, Números 14.41–42, Números 14.44, Números 15.3, Números 15.4, Números 15.5, Números 15.12–13, Números 15.15–16, Números 15.20, Números 15.21, Números 15.24, Números 15.25–26, Números 15.30–31, Números 15.35–36, Números 15.38, Números 15.39, Números 15.40, Números 15.41, Números 16.1, Números 16:2, Números 16.3, Números 16.4, Números 16.5, Números 16.6–7, Números 16.8–9, Números 16.10–11, Números 16.12–13, Números 16.15, Números 16.16–17, Números 16.19, Números 16.20–21, Números 16.22, Números 16.23–24, Números 16.25–26, Números 16.27, Números 16.28–30, Números 16.31–32, Números 16.33, Números 16.34, Números 16.35, Números 16.37, Números 16.38, Números 16.38 (#2), Números 16.39–40, Números 16.41, Números 16.42, Números 16.43, Números 16.45, Números 16.45 (#2), Números 16.46, Números 16.47–48, Números 16.49, Números 16.50, Números 17.2, Números 17.3, Números 17.4, Números 17.4 (#2), Números 17.5, Números 17.6, Números 17.8, Números 17.9, Números 17.10, Números 17.10 (#2), Números 17.12–13, Números 18.1, Números 18.1 (#2), Números 18.2, Números 18.3, Números 18.3 (#2), Números 18.4, Números 18.4 (#2), Números 18.5, Números 18.6, Números 18.7, Números 18.7 (#2), Números 18.8–9, Números 18.9, Números 18.10, Números 18.11, Números 18.12–13, Números 18.15, Números 18.16, Números 18.17–18, Números 18.19, Números 18.20, Números 18.21, Números 18.22, Números 18.27, Números 18.28, Números 18.32, Números 19.2, Números 19.3, Números 19.4, Números 19.5, Números 19.6, Números 19.7, Números 19.8, Números 19.9, Números 19.9 (#2), Números 19.10, Números 19.11, Números 19.12, Números 19.12 (#2), Números 19.13, Números 19.14, Números 19.15, Números 19.16, Números 19.17, Números 19.18, Números 19.21, Números 19.22, Números 20.1, Números 20.1 (#2), Números 20.2–3, Números 20.4, Números 20.5, Números 20.6, Números 20.7–9, Números 20.10, Números 20.10–11, Números 20.12–13, Números 20.14–16, Números 20.17, Números 20.17 (#2), Números 20.18, Números 20.19, Números 20.20–21, Números 20.21, Números 20.22, Números 20.23–24, Números 20.25, Números 20.26, Números 20.27–29, Números 21.1, Números 21.2–3, Números 21.3, Números 21.4, Números 21.5, Números 21.6, Números 21.7, Números 21.8, Números 21.9, Números 21.16, Números 21.17–18, Números 21.21, Números 21.22, Números 21.23, Números 21.24, Números 21.31, Números 21.32, Números 21.33, Números 21.34, Números 21.35, Números 22.1, Números 22.2–3, Números 22.4, Números 22.5–6, Números 22.5–6 (#2), Números 22.6, Números 22.8, Números 22.11, Números 22.12, Números 22.13, Números 22.14, Números 22.17, Números 22.18, Números 22.19, Números 22.20, Números 22.21, Números 22.22, Números 22.22 (#2), Números 22.23, Números 22.23 (#2), Números 22.24, Números 22.25, Números 22.27, Números 22.28, Números 22.29, Números 22.31, Números 22.32–33, Números 22.33, Números 22.34, Números 22.35, Números 22.36, Números 22.37, Números 22.38, Números 22.39–40, Números 22.41, Números 23.1, Números 23.2, Números 23.3, Números 23.5, Números 23.7–8, Números 23.9, Números 23.10, Números 23.10 (#2), Números 23.11, Números 23.12, Números 23.13, Números 23.14, Números 23.15, Números 23.19, Números 23.20, Números 23.21, Números 23.22, Números 23.23, Números 23.23 (#2), Números 23.24, Números 23.25, Números 23.26, Números 23.27, Números 23.28, Números 23.29–30, Números 24.1, Números 24.2–3, Números 24.4, Números 24.5, Números 24.6, Números 24.7, Números 24.7 (#2), Números 24.8, Números 24.8 (#2), Números 24.8 (#3), Números 24.9, Números 24.10, Números 24.11, Números 24.13, Números 24.13 (#2), Números 24.14, Números 24.16, Números 24.17, Números 24.17 (#2), Números 24.18, Números 24.19, Números 24.20, Números 24.21–22, Números 24.24, Números 24.25, Números 25.1–2, Números 25.4, Números 25.6, Números 25.7, Números 25.8, Números 25.8–9, Números 25.11, Números 25.12, Números 25.13, Números 25.17–18, Números 25.18, Números 26.2, Números 26.4, Números 26.5, Números 26.7, Números 26.9, Números 26.10, Números 26.11, Números 26.14, Números 26.18, Números 26.19, Números 26.22, Números 26.25, Números 26.27, Números 26.28, Números 26.33, Números 26.34, Números 26.37, Números 26.41, Números 26.43, Números 26.47, Números 26.50, Números 26.51, Números 26.53, Números 26.54, Números 26.55, Números 26.57, Números 26.58, Números 26.58 (#2), Números 26.59, Números 26.60, Números 26.61, Números 26.62, Números 26.62 (#2), Números 26.63, Números 26.64, Números 26.65, Números 27.3, Números 27.4, Números 27.8, Números 27.9, Números 27.12–14, Números 27.15–17, Números 27.18–19, Números 27.20–21, Números 27.22–23, Números 28.2, Números 28.3–4, Números 28.5, Números 28.7–8, Números 28.9–10, Números 28.11, Números 28.12, Números 28.13, Números 28.14, Números 28.15, Números 28.16, Números 28.16–17, Números 28.18, Números 28.19, Números 28.20, Números 28.21, Números 28.22, Números 28.25, Números 28.26, Números 29.1, Números 29.2, Números 29.3, Números 29.4, Números 29.6, Números 29.7, Números 29.8, Números 29.9–10, Números 29.11, Números 29.12, Números 29.13, Números 29.16, Números 29.17, Números 29.20–22, Números 29.23–25, Números 29.26–28, Números 29.29–31, Números 29.32–34, Números 29.35, Números 29.36, Números 29.37–38, Números 29.39, Números 29.40, Números 30.1–2, Números 30.3–4, Números 30.5, Números 30.6–7, Números 30.8, Números 30.9, Números 30.10, Números 30.10–11, Números 30.12–13, Números 30.13–14, Números 30.15, Números 31.1–2, Números 31.3–5, Números 31.6–8, Números 31.9, Números 31.13–15, Números 31.16, Números 31.17, Números 31.18, Números 31.18–19, Números 31.19, Números 31.19–20, Números 31.25–27, Números 31.28–29, Números 31.30–31, Números 31.50–51, Números 31.52–54, Números 32.1–3, Números 32.6, Números 32.7, Números 32.9, Números 32.10–12, Números 32.13, Números 32.16–17, Números 32.20–22, Números 32.28–30, Números 32.31–32, Números 32.33, Números 33.3–4, Números 33.9, Números 33.14, Números 33.38–39, Números 33.50–52, Números 33.53–54, Números 33.55–56, Números 34.13, Números 34.14–15, Números 34.16–18, Números 34.29, Números 35.1–2, Números 35.6, Números 35.6 (#2), Números 35.12, Números 35.16–18, Números 35.20–21, Números 35.25, Números 35.26–27, Números 35.28, Números 35.30, Números 35.31–32, Números 35.33–34, Números 36.1–2, Números 36.3, Números 36.4, Números 36.5–6, Números 36.7, Números 36.8–9, Números 36.10–12</w:t>
       </w:r>
       <w:r>
         <w:rPr>

--- a/por/docx/04.content.docx
+++ b/por/docx/04.content.docx
@@ -123,19 +123,6 @@
           <w:lang w:val="pt_PT" w:bidi="pt_PT"/>
         </w:rPr>
         <w:t>NUM</w:t>
-      </w:r>
-      <w:r>
-        <w:rPr>
-          <w:lang w:val="pt_PT" w:bidi="pt_PT"/>
-        </w:rPr>
-      </w:r>
-    </w:p>
-    <w:p>
-      <w:pPr/>
-      <w:r>
-        <w:rPr>
-          <w:lang w:val="pt_PT" w:bidi="pt_PT"/>
-        </w:rPr>
       </w:r>
       <w:r>
         <w:rPr>

--- a/por/docx/04.content.docx
+++ b/por/docx/04.content.docx
@@ -19,7 +19,7 @@
         <w:rPr>
           <w:lang w:val="pt_PT" w:bidi="pt_PT"/>
         </w:rPr>
-        <w:t>Resource: Perguntas de Tradução (unfoldingWord)</w:t>
+        <w:t>Resource: unfoldingWord® Translation Questions</w:t>
       </w:r>
       <w:r>
         <w:rPr>
@@ -85,7 +85,7 @@
         <w:rPr>
           <w:lang w:val="pt_PT" w:bidi="pt_PT"/>
         </w:rPr>
-        <w:t>Perguntas de Tradução (unfoldingWord)</w:t>
+        <w:t>unfoldingWord® Translation Questions</w:t>
       </w:r>
     </w:p>
     <w:p>
